--- a/docs/dossiers/KOR-WestCoast-Executive-Brief-2026-06-26.docx
+++ b/docs/dossiers/KOR-WestCoast-Executive-Brief-2026-06-26.docx
@@ -67,7 +67,7 @@
     </w:p>
     <w:p>
       <w:r>
-        <w:pict w14:anchorId="16F33527">
+        <w:pict w14:anchorId="15AAF299">
           <v:rect id="_x0000_i1025" style="width:0;height:1.5pt" o:hralign="center" o:hrstd="t" o:hr="t"/>
         </w:pict>
       </w:r>
@@ -75,7 +75,6 @@
     <w:p>
       <w:pPr>
         <w:pStyle w:val="Heading2"/>
-        <w:pageBreakBefore/>
       </w:pPr>
       <w:bookmarkStart w:id="1" w:name="the-one-page-thesis"/>
       <w:r>
@@ -168,7 +167,7 @@
           <w:b/>
           <w:bCs/>
         </w:rPr>
-        <w:t>ELEVATE what KOR already holds — the JWDA channel, anchored by a verified Greystar incumbency.</w:t>
+        <w:t>ELEVATE what KOR already holds — the JWDA channel, anchored by the Greystar incumbency.</w:t>
       </w:r>
       <w:r>
         <w:t xml:space="preserve"> KOR is the structural engineer on </w:t>
@@ -181,7 +180,7 @@
         <w:t>multiple JWDA-designed San Diego towers across four developers</w:t>
       </w:r>
       <w:r>
-        <w:t xml:space="preserve"> — and the engine is the </w:t>
+        <w:t xml:space="preserve">, and the engine is the </w:t>
       </w:r>
       <w:r>
         <w:rPr>
@@ -201,14 +200,14 @@
         <w:t>JWDA keeps picking KOR when it has discretion</w:t>
       </w:r>
       <w:r>
-        <w:t xml:space="preserve">, carrying KOR from developer to developer. Two pieces of this are rock-solid: (a) the </w:t>
-      </w:r>
-      <w:r>
-        <w:rPr>
-          <w:b/>
-          <w:bCs/>
-        </w:rPr>
-        <w:t>Greystar incumbency</w:t>
+        <w:t xml:space="preserve">, carrying KOR from developer to developer. Two pieces are rock-solid: (a) </w:t>
+      </w:r>
+      <w:r>
+        <w:rPr>
+          <w:b/>
+          <w:bCs/>
+        </w:rPr>
+        <w:t>Greystar</w:t>
       </w:r>
       <w:r>
         <w:t xml:space="preserve"> — KOR is SE on </w:t>
@@ -231,7 +230,7 @@
         <w:t>6th &amp; Palm</w:t>
       </w:r>
       <w:r>
-        <w:t xml:space="preserve"> (under construction to 2028), both Greystar developments invoiced via a Deltek client entity; and (b) </w:t>
+        <w:t xml:space="preserve"> (under construction to 2028), both Greystar developments; and (b) </w:t>
       </w:r>
       <w:r>
         <w:rPr>
@@ -241,21 +240,14 @@
         <w:t>The Lindley</w:t>
       </w:r>
       <w:r>
-        <w:t xml:space="preserve"> (37-story) — but note its developer was </w:t>
-      </w:r>
-      <w:r>
-        <w:rPr>
-          <w:b/>
-          <w:bCs/>
-        </w:rPr>
-        <w:t xml:space="preserve">Toll Brothers + </w:t>
-      </w:r>
-      <w:r>
-        <w:rPr>
-          <w:b/>
-          <w:bCs/>
-        </w:rPr>
-        <w:t>PGIM</w:t>
+        <w:t xml:space="preserve"> (37-story) — though its developer was </w:t>
+      </w:r>
+      <w:r>
+        <w:rPr>
+          <w:b/>
+          <w:bCs/>
+        </w:rPr>
+        <w:t>Toll Brothers + PGIM</w:t>
       </w:r>
       <w:r>
         <w:t xml:space="preserve">, </w:t>
@@ -268,7 +260,10 @@
         <w:t>not</w:t>
       </w:r>
       <w:r>
-        <w:t xml:space="preserve"> Kennedy Wilson (KW is a later owner/manager). Convert the JWDA relationship into firm-level preferred-engineer status, and elevate Greystar to preferred-vendor + a Vancouver door.</w:t>
+        <w:t xml:space="preserve"> Kennedy Wilson (KW is a later owner). Convert the JW</w:t>
+      </w:r>
+      <w:r>
+        <w:t>DA relationship into firm-level preferred-engineer status and elevate Greystar to preferred vendor + a Vancouver door.</w:t>
       </w:r>
     </w:p>
     <w:p>
@@ -337,17 +332,17 @@
         <w:t>That</w:t>
       </w:r>
       <w:r>
-        <w:t xml:space="preserve"> is the clean no-local-office wedge. Note the nuance the research corrected: </w:t>
-      </w:r>
-      <w:r>
-        <w:rPr>
-          <w:b/>
-          <w:bCs/>
-        </w:rPr>
-        <w:t>KPFF and DCI both have established San Diego offices</w:t>
-      </w:r>
-      <w:r>
-        <w:t xml:space="preserve"> (KPFF since 1994, DCI since 2001), so they are </w:t>
+        <w:t xml:space="preserve"> is the clean wedge. </w:t>
+      </w:r>
+      <w:r>
+        <w:rPr>
+          <w:b/>
+          <w:bCs/>
+        </w:rPr>
+        <w:t>KPFF and DCI both have San Diego offices</w:t>
+      </w:r>
+      <w:r>
+        <w:t xml:space="preserve"> (since 1994 and 2001), so they are </w:t>
       </w:r>
       <w:r>
         <w:rPr>
@@ -357,7 +352,7 @@
         <w:t>not</w:t>
       </w:r>
       <w:r>
-        <w:t xml:space="preserve"> “no-office” targets — displacing them is a principal-attention / under-served-mid-tier argument, not a presence argument.</w:t>
+        <w:t xml:space="preserve"> “no-office” targets — displace them on principal attention and the under-served mid-tier, not presence.</w:t>
       </w:r>
     </w:p>
     <w:p>
@@ -365,7 +360,6 @@
         <w:pStyle w:val="FirstParagraph"/>
       </w:pPr>
       <w:r>
-        <w:lastRenderedPageBreak/>
         <w:t xml:space="preserve">San Diego is </w:t>
       </w:r>
       <w:r>
@@ -391,7 +385,7 @@
     </w:p>
     <w:p>
       <w:r>
-        <w:pict w14:anchorId="0B4AD6BA">
+        <w:pict w14:anchorId="5A29A009">
           <v:rect id="_x0000_i1026" style="width:0;height:1.5pt" o:hralign="center" o:hrstd="t" o:hr="t"/>
         </w:pict>
       </w:r>
@@ -399,11 +393,11 @@
     <w:p>
       <w:pPr>
         <w:pStyle w:val="Heading2"/>
-        <w:pageBreakBefore/>
       </w:pPr>
       <w:bookmarkStart w:id="2" w:name="market-verdicts"/>
       <w:bookmarkEnd w:id="1"/>
       <w:r>
+        <w:lastRenderedPageBreak/>
         <w:t>Market verdicts</w:t>
       </w:r>
     </w:p>
@@ -420,9 +414,9 @@
         <w:tblLook w:val="0420" w:firstRow="1" w:lastRow="0" w:firstColumn="0" w:lastColumn="0" w:noHBand="0" w:noVBand="1"/>
       </w:tblPr>
       <w:tblGrid>
-        <w:gridCol w:w="3188"/>
-        <w:gridCol w:w="3187"/>
-        <w:gridCol w:w="3185"/>
+        <w:gridCol w:w="3480"/>
+        <w:gridCol w:w="3481"/>
+        <w:gridCol w:w="3479"/>
       </w:tblGrid>
       <w:tr>
         <w:trPr>
@@ -438,7 +432,7 @@
             <w:pPr>
               <w:pStyle w:val="Compact"/>
               <w:rPr>
-                <w:sz w:val="19"/>
+                <w:sz w:val="17"/>
               </w:rPr>
             </w:pPr>
           </w:p>
@@ -451,12 +445,12 @@
             <w:pPr>
               <w:pStyle w:val="Compact"/>
               <w:rPr>
-                <w:sz w:val="19"/>
+                <w:sz w:val="17"/>
               </w:rPr>
             </w:pPr>
             <w:r>
               <w:rPr>
-                <w:sz w:val="19"/>
+                <w:sz w:val="17"/>
               </w:rPr>
               <w:t>San Diego</w:t>
             </w:r>
@@ -470,12 +464,12 @@
             <w:pPr>
               <w:pStyle w:val="Compact"/>
               <w:rPr>
-                <w:sz w:val="19"/>
+                <w:sz w:val="17"/>
               </w:rPr>
             </w:pPr>
             <w:r>
               <w:rPr>
-                <w:sz w:val="19"/>
+                <w:sz w:val="17"/>
               </w:rPr>
               <w:t>Los Angeles</w:t>
             </w:r>
@@ -495,14 +489,14 @@
             <w:pPr>
               <w:pStyle w:val="Compact"/>
               <w:rPr>
-                <w:sz w:val="19"/>
+                <w:sz w:val="17"/>
               </w:rPr>
             </w:pPr>
             <w:r>
               <w:rPr>
                 <w:b/>
                 <w:bCs/>
-                <w:sz w:val="19"/>
+                <w:sz w:val="17"/>
               </w:rPr>
               <w:t>Posture</w:t>
             </w:r>
@@ -516,12 +510,12 @@
             <w:pPr>
               <w:pStyle w:val="Compact"/>
               <w:rPr>
-                <w:sz w:val="19"/>
+                <w:sz w:val="17"/>
               </w:rPr>
             </w:pPr>
             <w:r>
               <w:rPr>
-                <w:sz w:val="19"/>
+                <w:sz w:val="17"/>
               </w:rPr>
               <w:t>Near-term — two live incumbencies + warm architect (JWDA, DBRDS)</w:t>
             </w:r>
@@ -535,12 +529,12 @@
             <w:pPr>
               <w:pStyle w:val="Compact"/>
               <w:rPr>
-                <w:sz w:val="19"/>
+                <w:sz w:val="17"/>
               </w:rPr>
             </w:pPr>
             <w:r>
               <w:rPr>
-                <w:sz w:val="19"/>
+                <w:sz w:val="17"/>
               </w:rPr>
               <w:t>Patient build — presence, not licensure, is the gate (Markulin holds CA SE)</w:t>
             </w:r>
@@ -559,14 +553,14 @@
             <w:pPr>
               <w:pStyle w:val="Compact"/>
               <w:rPr>
-                <w:sz w:val="19"/>
+                <w:sz w:val="17"/>
               </w:rPr>
             </w:pPr>
             <w:r>
               <w:rPr>
                 <w:b/>
                 <w:bCs/>
-                <w:sz w:val="19"/>
+                <w:sz w:val="17"/>
               </w:rPr>
               <w:t>#1 entry</w:t>
             </w:r>
@@ -580,12 +574,12 @@
             <w:pPr>
               <w:pStyle w:val="Compact"/>
               <w:rPr>
-                <w:sz w:val="19"/>
+                <w:sz w:val="17"/>
               </w:rPr>
             </w:pPr>
             <w:r>
               <w:rPr>
-                <w:sz w:val="19"/>
+                <w:sz w:val="17"/>
               </w:rPr>
               <w:t xml:space="preserve">Convert the </w:t>
             </w:r>
@@ -593,15 +587,21 @@
               <w:rPr>
                 <w:b/>
                 <w:bCs/>
-                <w:sz w:val="19"/>
+                <w:sz w:val="17"/>
               </w:rPr>
               <w:t>JWDA architect channel</w:t>
             </w:r>
             <w:r>
               <w:rPr>
-                <w:sz w:val="19"/>
-              </w:rPr>
-              <w:t xml:space="preserve"> into a tower pipeline (KOR already SE on 4 JWDA towers)</w:t>
+                <w:sz w:val="17"/>
+              </w:rPr>
+              <w:t xml:space="preserve"> </w:t>
+            </w:r>
+            <w:r>
+              <w:rPr>
+                <w:sz w:val="17"/>
+              </w:rPr>
+              <w:t>into a tower pipeline (KOR already SE on 4 JWDA towers)</w:t>
             </w:r>
           </w:p>
         </w:tc>
@@ -613,12 +613,12 @@
             <w:pPr>
               <w:pStyle w:val="Compact"/>
               <w:rPr>
-                <w:sz w:val="19"/>
+                <w:sz w:val="17"/>
               </w:rPr>
             </w:pPr>
             <w:r>
               <w:rPr>
-                <w:sz w:val="19"/>
+                <w:sz w:val="17"/>
               </w:rPr>
               <w:t xml:space="preserve">Owner-direct </w:t>
             </w:r>
@@ -626,21 +626,15 @@
               <w:rPr>
                 <w:b/>
                 <w:bCs/>
-                <w:sz w:val="19"/>
+                <w:sz w:val="17"/>
               </w:rPr>
               <w:t>NDC seismic retrofit</w:t>
             </w:r>
             <w:r>
               <w:rPr>
-                <w:sz w:val="19"/>
-              </w:rPr>
-              <w:t xml:space="preserve"> </w:t>
-            </w:r>
-            <w:r>
-              <w:rPr>
-                <w:sz w:val="19"/>
-              </w:rPr>
-              <w:t>(~1,400 buildings, ~2028 cliff, $100–400K each)</w:t>
+                <w:sz w:val="17"/>
+              </w:rPr>
+              <w:t xml:space="preserve"> (~1,400 buildings, ~2028 cliff, $100–400K each)</w:t>
             </w:r>
           </w:p>
         </w:tc>
@@ -658,14 +652,14 @@
             <w:pPr>
               <w:pStyle w:val="Compact"/>
               <w:rPr>
-                <w:sz w:val="19"/>
+                <w:sz w:val="17"/>
               </w:rPr>
             </w:pPr>
             <w:r>
               <w:rPr>
                 <w:b/>
                 <w:bCs/>
-                <w:sz w:val="19"/>
+                <w:sz w:val="17"/>
               </w:rPr>
               <w:t>Displace</w:t>
             </w:r>
@@ -679,20 +673,20 @@
             <w:pPr>
               <w:pStyle w:val="Compact"/>
               <w:rPr>
-                <w:sz w:val="19"/>
+                <w:sz w:val="17"/>
               </w:rPr>
             </w:pPr>
             <w:r>
               <w:rPr>
                 <w:b/>
                 <w:bCs/>
-                <w:sz w:val="19"/>
+                <w:sz w:val="17"/>
               </w:rPr>
               <w:t>Glotman Simpson</w:t>
             </w:r>
             <w:r>
               <w:rPr>
-                <w:sz w:val="19"/>
+                <w:sz w:val="17"/>
               </w:rPr>
               <w:t xml:space="preserve"> (LA office, </w:t>
             </w:r>
@@ -700,13 +694,13 @@
               <w:rPr>
                 <w:i/>
                 <w:iCs/>
-                <w:sz w:val="19"/>
+                <w:sz w:val="17"/>
               </w:rPr>
               <w:t>no SD office</w:t>
             </w:r>
             <w:r>
               <w:rPr>
-                <w:sz w:val="19"/>
+                <w:sz w:val="17"/>
               </w:rPr>
               <w:t xml:space="preserve"> — the clean wedge). KPFF/DCI have SD offices → compete on principal attention, not presence</w:t>
             </w:r>
@@ -720,12 +714,12 @@
             <w:pPr>
               <w:pStyle w:val="Compact"/>
               <w:rPr>
-                <w:sz w:val="19"/>
+                <w:sz w:val="17"/>
               </w:rPr>
             </w:pPr>
             <w:r>
               <w:rPr>
-                <w:sz w:val="19"/>
+                <w:sz w:val="17"/>
               </w:rPr>
               <w:t>Englekirk/WSP boutique accounts (closing 2026 window)</w:t>
             </w:r>
@@ -744,14 +738,14 @@
             <w:pPr>
               <w:pStyle w:val="Compact"/>
               <w:rPr>
-                <w:sz w:val="19"/>
+                <w:sz w:val="17"/>
               </w:rPr>
             </w:pPr>
             <w:r>
               <w:rPr>
                 <w:b/>
                 <w:bCs/>
-                <w:sz w:val="19"/>
+                <w:sz w:val="17"/>
               </w:rPr>
               <w:t>White space</w:t>
             </w:r>
@@ -765,20 +759,20 @@
             <w:pPr>
               <w:pStyle w:val="Compact"/>
               <w:rPr>
-                <w:sz w:val="19"/>
+                <w:sz w:val="17"/>
               </w:rPr>
             </w:pPr>
             <w:r>
               <w:rPr>
                 <w:b/>
                 <w:bCs/>
-                <w:sz w:val="19"/>
+                <w:sz w:val="17"/>
               </w:rPr>
               <w:t>Mass timber</w:t>
             </w:r>
             <w:r>
               <w:rPr>
-                <w:sz w:val="19"/>
+                <w:sz w:val="17"/>
               </w:rPr>
               <w:t xml:space="preserve"> (no SD incumbent; CALGreen 2026 carbon rule) + mid-rise podium tier</w:t>
             </w:r>
@@ -792,12 +786,12 @@
             <w:pPr>
               <w:pStyle w:val="Compact"/>
               <w:rPr>
-                <w:sz w:val="19"/>
+                <w:sz w:val="17"/>
               </w:rPr>
             </w:pPr>
             <w:r>
               <w:rPr>
-                <w:sz w:val="19"/>
+                <w:sz w:val="17"/>
               </w:rPr>
               <w:t xml:space="preserve">Woodframe/podium under SB 79; </w:t>
             </w:r>
@@ -805,13 +799,13 @@
               <w:rPr>
                 <w:b/>
                 <w:bCs/>
-                <w:sz w:val="19"/>
+                <w:sz w:val="17"/>
               </w:rPr>
               <w:t>Onni</w:t>
             </w:r>
             <w:r>
               <w:rPr>
-                <w:sz w:val="19"/>
+                <w:sz w:val="17"/>
               </w:rPr>
               <w:t xml:space="preserve"> re-engagement (Glotman capacity-locked)</w:t>
             </w:r>
@@ -831,14 +825,14 @@
             <w:pPr>
               <w:pStyle w:val="Compact"/>
               <w:rPr>
-                <w:sz w:val="19"/>
+                <w:sz w:val="17"/>
               </w:rPr>
             </w:pPr>
             <w:r>
               <w:rPr>
                 <w:b/>
                 <w:bCs/>
-                <w:sz w:val="19"/>
+                <w:sz w:val="17"/>
               </w:rPr>
               <w:t>Avoid</w:t>
             </w:r>
@@ -852,12 +846,12 @@
             <w:pPr>
               <w:pStyle w:val="Compact"/>
               <w:rPr>
-                <w:sz w:val="19"/>
+                <w:sz w:val="17"/>
               </w:rPr>
             </w:pPr>
             <w:r>
               <w:rPr>
-                <w:sz w:val="19"/>
+                <w:sz w:val="17"/>
               </w:rPr>
               <w:t>Trophy towers (KPFF), NAVFAC, K-12/HCAI (credential gates)</w:t>
             </w:r>
@@ -871,12 +865,12 @@
             <w:pPr>
               <w:pStyle w:val="Compact"/>
               <w:rPr>
-                <w:sz w:val="19"/>
+                <w:sz w:val="17"/>
               </w:rPr>
             </w:pPr>
             <w:r>
               <w:rPr>
-                <w:sz w:val="19"/>
+                <w:sz w:val="17"/>
               </w:rPr>
               <w:t>K-12 (DSA), HCAI hospitals, life-science new-build (oversupply)</w:t>
             </w:r>
@@ -886,7 +880,7 @@
     </w:tbl>
     <w:p>
       <w:r>
-        <w:pict w14:anchorId="511C4638">
+        <w:pict w14:anchorId="09ED6BEA">
           <v:rect id="_x0000_i1027" style="width:0;height:1.5pt" o:hralign="center" o:hrstd="t" o:hr="t"/>
         </w:pict>
       </w:r>
@@ -894,7 +888,6 @@
     <w:p>
       <w:pPr>
         <w:pStyle w:val="Heading2"/>
-        <w:pageBreakBefore/>
       </w:pPr>
       <w:bookmarkStart w:id="3" w:name="Xa25034fbda021169a61f4e18d52f4a10cb6c026"/>
       <w:bookmarkEnd w:id="2"/>
@@ -977,11 +970,7 @@
         <w:t>Ask:</w:t>
       </w:r>
       <w:r>
-        <w:t xml:space="preserve"> get in front of the principals; position for the next project where the SE isn’t already </w:t>
-      </w:r>
-      <w:r>
-        <w:lastRenderedPageBreak/>
-        <w:t xml:space="preserve">committed. </w:t>
+        <w:t xml:space="preserve"> get in front of the principals; position for the next project where the SE isn’t already committed. </w:t>
       </w:r>
       <w:r>
         <w:rPr>
@@ -1050,6 +1039,7 @@
           <w:b/>
           <w:bCs/>
         </w:rPr>
+        <w:lastRenderedPageBreak/>
         <w:t xml:space="preserve">Greystar — KOR’s strongest </w:t>
       </w:r>
       <w:r>
@@ -1350,7 +1340,7 @@
     </w:p>
     <w:p>
       <w:r>
-        <w:pict w14:anchorId="44BEADB8">
+        <w:pict w14:anchorId="7451A009">
           <v:rect id="_x0000_i1028" style="width:0;height:1.5pt" o:hralign="center" o:hrstd="t" o:hr="t"/>
         </w:pict>
       </w:r>
@@ -1358,12 +1348,10 @@
     <w:p>
       <w:pPr>
         <w:pStyle w:val="Heading2"/>
-        <w:pageBreakBefore/>
       </w:pPr>
       <w:bookmarkStart w:id="4" w:name="Xf018508f869f7519358d28c4e5f6bf5b06f17c7"/>
       <w:bookmarkEnd w:id="3"/>
       <w:r>
-        <w:lastRenderedPageBreak/>
         <w:t>Before anything closes — three confirmations</w:t>
       </w:r>
     </w:p>
@@ -1402,7 +1390,11 @@
         <w:t>SE-of-record is unpublished for ~90% of named SD projects.</w:t>
       </w:r>
       <w:r>
-        <w:t xml:space="preserve"> Incumbencies asserted in the dossiers are sourced where a firm/architect/award names them; the rest are flagged UNVERIFIED — confirm via SEAOSD/EGBC network and permit records, not web search.</w:t>
+        <w:t xml:space="preserve"> Incumbencies asserted in the dossiers are sourced where a firm/architect/award names them; the </w:t>
+      </w:r>
+      <w:r>
+        <w:lastRenderedPageBreak/>
+        <w:t>rest are flagged UNVERIFIED — confirm via SEAOSD/EGBC network and permit records, not web search.</w:t>
       </w:r>
     </w:p>
     <w:p>
@@ -1423,62 +1415,17 @@
       <w:r>
         <w:t xml:space="preserve"> when leading with seismic/heritage credentials.</w:t>
       </w:r>
-    </w:p>
-    <w:p>
-      <w:r>
-        <w:pict w14:anchorId="621B460E">
-          <v:rect id="_x0000_i1029" style="width:0;height:1.5pt" o:hralign="center" o:hrstd="t" o:hr="t"/>
-        </w:pict>
-      </w:r>
-    </w:p>
-    <w:p>
-      <w:pPr>
-        <w:pStyle w:val="Heading2"/>
-        <w:pageBreakBefore/>
-      </w:pPr>
-      <w:bookmarkStart w:id="5" w:name="Xbe28a8ed658088db00715648b9635e3a8c726db"/>
+      <w:bookmarkEnd w:id="0"/>
       <w:bookmarkEnd w:id="4"/>
-      <w:r>
-        <w:t>What was done to produce this packet (so you can trust it)</w:t>
-      </w:r>
-    </w:p>
-    <w:p>
-      <w:pPr>
-        <w:pStyle w:val="FirstParagraph"/>
-      </w:pPr>
-      <w:r>
-        <w:t xml:space="preserve">Deep multi-agent research (anti-fabrication, every claim source-backed or confidence-tagged) across both markets and all six firms; </w:t>
-      </w:r>
-      <w:r>
-        <w:rPr>
-          <w:b/>
-          <w:bCs/>
-        </w:rPr>
-        <w:t>verified contacts pulled via Apollo/Hunter</w:t>
-      </w:r>
-      <w:r>
-        <w:t xml:space="preserve"> (24 confirmed work emails, 0 wrong-company matches) into the BD platform; a </w:t>
-      </w:r>
-      <w:r>
-        <w:rPr>
-          <w:b/>
-          <w:bCs/>
-        </w:rPr>
-        <w:t>dedup + ingest pass</w:t>
-      </w:r>
-      <w:r>
-        <w:t xml:space="preserve"> (merged Greystar/Trammell duplicate canonicals; ingested Glotman Simpson and 20 other missing SD/LA orgs; removed Bosa Properties/Townline contamination from Bosa Development); and a hardening fix to the ingest pipeline so this data lands cleanly going forward. Confidence tags and “verify-before-citing” flags are carried through every dossier.</w:t>
-      </w:r>
-      <w:bookmarkEnd w:id="0"/>
-      <w:bookmarkEnd w:id="5"/>
     </w:p>
     <w:sectPr>
       <w:footnotePr>
         <w:numRestart w:val="eachSect"/>
       </w:footnotePr>
       <w:pgSz w:w="12240" w:h="15840"/>
-      <w:pgMar w:top="1440" w:right="1440" w:bottom="1440" w:left="1440" w:header="720" w:footer="720" w:gutter="0"/>
+      <w:pgMar w:top="860" w:right="1000" w:bottom="860" w:left="1000" w:header="720" w:footer="720" w:gutter="0"/>
       <w:cols w:space="720"/>
+      <w:docGrid w:linePitch="245"/>
     </w:sectPr>
   </w:body>
 </w:document>
@@ -1489,7 +1436,7 @@
   <w:abstractNum w:abstractNumId="0" w15:restartNumberingAfterBreak="0">
     <w:nsid w:val="0000A990"/>
     <w:multiLevelType w:val="multilevel"/>
-    <w:tmpl w:val="F0A2FF2A"/>
+    <w:tmpl w:val="DBD66462"/>
     <w:lvl w:ilvl="0">
       <w:numFmt w:val="bullet"/>
       <w:lvlText w:val=" "/>
@@ -1566,7 +1513,7 @@
   <w:abstractNum w:abstractNumId="1" w15:restartNumberingAfterBreak="0">
     <w:nsid w:val="0000A991"/>
     <w:multiLevelType w:val="multilevel"/>
-    <w:tmpl w:val="CABAF32E"/>
+    <w:tmpl w:val="F8B02F54"/>
     <w:lvl w:ilvl="0">
       <w:numFmt w:val="bullet"/>
       <w:lvlText w:val=""/>
@@ -1670,7 +1617,7 @@
   <w:abstractNum w:abstractNumId="2" w15:restartNumberingAfterBreak="0">
     <w:nsid w:val="00A99411"/>
     <w:multiLevelType w:val="multilevel"/>
-    <w:tmpl w:val="5E0EA6B4"/>
+    <w:tmpl w:val="32CC0DEE"/>
     <w:lvl w:ilvl="0">
       <w:start w:val="1"/>
       <w:numFmt w:val="decimal"/>
@@ -1753,10 +1700,10 @@
       </w:pPr>
     </w:lvl>
   </w:abstractNum>
-  <w:num w:numId="1" w16cid:durableId="676734783">
+  <w:num w:numId="1" w16cid:durableId="1479104933">
     <w:abstractNumId w:val="0"/>
   </w:num>
-  <w:num w:numId="2" w16cid:durableId="643238227">
+  <w:num w:numId="2" w16cid:durableId="556745333">
     <w:abstractNumId w:val="2"/>
     <w:lvlOverride w:ilvl="0">
       <w:startOverride w:val="1"/>
@@ -1786,7 +1733,7 @@
       <w:startOverride w:val="1"/>
     </w:lvlOverride>
   </w:num>
-  <w:num w:numId="3" w16cid:durableId="100078391">
+  <w:num w:numId="3" w16cid:durableId="375666849">
     <w:abstractNumId w:val="2"/>
     <w:lvlOverride w:ilvl="0">
       <w:startOverride w:val="1"/>
@@ -1816,10 +1763,10 @@
       <w:startOverride w:val="1"/>
     </w:lvlOverride>
   </w:num>
-  <w:num w:numId="4" w16cid:durableId="2063167833">
+  <w:num w:numId="4" w16cid:durableId="1875726139">
     <w:abstractNumId w:val="1"/>
   </w:num>
-  <w:num w:numId="5" w16cid:durableId="1793090660">
+  <w:num w:numId="5" w16cid:durableId="132796086">
     <w:abstractNumId w:val="2"/>
     <w:lvlOverride w:ilvl="0">
       <w:startOverride w:val="1"/>
@@ -2117,11 +2064,11 @@
     <w:name w:val="Normal"/>
     <w:qFormat/>
     <w:pPr>
-      <w:spacing w:after="120"/>
+      <w:spacing w:after="40"/>
     </w:pPr>
     <w:rPr>
       <w:rFonts w:ascii="Calibri" w:hAnsi="Calibri" w:cs="Calibri"/>
-      <w:sz w:val="21"/>
+      <w:sz w:val="18"/>
     </w:rPr>
   </w:style>
   <w:style w:type="paragraph" w:styleId="Heading1">
@@ -2135,14 +2082,14 @@
     <w:pPr>
       <w:keepNext/>
       <w:keepLines/>
-      <w:spacing w:before="240" w:after="80"/>
+      <w:spacing w:before="100" w:after="20"/>
       <w:outlineLvl w:val="0"/>
     </w:pPr>
     <w:rPr>
       <w:rFonts w:eastAsiaTheme="majorEastAsia"/>
       <w:b/>
       <w:color w:val="1F3B5F"/>
-      <w:sz w:val="30"/>
+      <w:sz w:val="24"/>
       <w:szCs w:val="40"/>
     </w:rPr>
   </w:style>
@@ -2206,7 +2153,7 @@
     <w:pPr>
       <w:keepNext/>
       <w:keepLines/>
-      <w:spacing w:before="80" w:after="40"/>
+      <w:spacing w:before="80"/>
       <w:outlineLvl w:val="3"/>
     </w:pPr>
     <w:rPr>
@@ -2229,7 +2176,7 @@
     <w:pPr>
       <w:keepNext/>
       <w:keepLines/>
-      <w:spacing w:before="80" w:after="40"/>
+      <w:spacing w:before="80"/>
       <w:outlineLvl w:val="4"/>
     </w:pPr>
     <w:rPr>
@@ -2384,7 +2331,7 @@
     <w:rsid w:val="00A10FD9"/>
     <w:pPr>
       <w:keepNext/>
-      <w:spacing w:before="240" w:after="80"/>
+      <w:spacing w:before="100" w:after="20"/>
       <w:contextualSpacing/>
       <w:jc w:val="center"/>
     </w:pPr>
@@ -2392,7 +2339,7 @@
       <w:rFonts w:eastAsiaTheme="majorEastAsia"/>
       <w:b/>
       <w:color w:val="1F3B5F"/>
-      <w:sz w:val="40"/>
+      <w:sz w:val="26"/>
       <w:szCs w:val="56"/>
     </w:rPr>
   </w:style>
@@ -2406,7 +2353,7 @@
       <w:rFonts w:ascii="Calibri" w:eastAsiaTheme="majorEastAsia" w:hAnsi="Calibri" w:cs="Calibri"/>
       <w:b/>
       <w:color w:val="1F3B5F"/>
-      <w:sz w:val="40"/>
+      <w:sz w:val="26"/>
       <w:szCs w:val="56"/>
     </w:rPr>
   </w:style>
@@ -2517,7 +2464,6 @@
       <w:rFonts w:ascii="Calibri" w:eastAsiaTheme="majorEastAsia" w:hAnsi="Calibri" w:cs="Calibri"/>
       <w:b/>
       <w:color w:val="1F3B5F"/>
-      <w:sz w:val="30"/>
       <w:szCs w:val="40"/>
     </w:rPr>
   </w:style>
@@ -2704,6 +2650,9 @@
     <w:name w:val="caption"/>
     <w:basedOn w:val="Normal"/>
     <w:link w:val="CaptionChar"/>
+    <w:pPr>
+      <w:spacing w:after="120"/>
+    </w:pPr>
     <w:rPr>
       <w:i/>
     </w:rPr>
@@ -2770,7 +2719,7 @@
     <w:unhideWhenUsed/>
     <w:qFormat/>
     <w:pPr>
-      <w:spacing w:line="259" w:lineRule="auto"/>
+      <w:spacing w:before="240" w:line="259" w:lineRule="auto"/>
       <w:outlineLvl w:val="9"/>
     </w:pPr>
     <w:rPr>
@@ -3081,7 +3030,7 @@
     <w:name w:val="Grid Table 4"/>
     <w:basedOn w:val="TableNormal"/>
     <w:uiPriority w:val="49"/>
-    <w:rsid w:val="00B57B28"/>
+    <w:rsid w:val="00DF3AC7"/>
     <w:pPr>
       <w:spacing w:after="0"/>
     </w:pPr>
